--- a/src/assets/Caesar_Hinlo_Resume_Full_Stack_Developer.docx
+++ b/src/assets/Caesar_Hinlo_Resume_Full_Stack_Developer.docx
@@ -164,6 +164,21 @@
     </w:p>
     <w:p>
       <w:pPr>
+        <w:spacing w:before="8" w:after="12" w:line="240" w:lineRule="auto" w:beforeAutospacing="0" w:afterAutospacing="0"/>
+        <w:widowControl w:val="true"/>
+      </w:pPr>
+      <w:r>
+        <w:rPr>
+          <w:rFonts w:ascii="Calibri" w:hAnsi="Calibri"/>
+          <w:b w:val="0"/>
+          <w:sz w:val="21"/>
+          <w:szCs w:val="21"/>
+        </w:rPr>
+        <w:t>My contributions and team leadership on new product-line features helped that lineup reach ¥500 billion in global sales, about $3.19 billion USD.</w:t>
+      </w:r>
+    </w:p>
+    <w:p>
+      <w:pPr>
         <w:spacing w:before="80" w:after="36" w:line="240" w:lineRule="auto" w:beforeAutospacing="0" w:afterAutospacing="0"/>
         <w:widowControl w:val="true"/>
         <w:pBdr>
@@ -193,16 +208,16 @@
           <w:sz w:val="21"/>
           <w:szCs w:val="21"/>
         </w:rPr>
-        <w:t xml:space="preserve">Languages &amp; Frameworks: </w:t>
-      </w:r>
-      <w:r>
-        <w:rPr>
-          <w:rFonts w:ascii="Calibri" w:hAnsi="Calibri"/>
-          <w:b w:val="0"/>
-          <w:sz w:val="21"/>
-          <w:szCs w:val="21"/>
-        </w:rPr>
-        <w:t>HTML, CSS, JavaScript, TypeScript, Vue.js (Certified), Pinia, React, Redux, Next.js, C, C++, C#, ASP.NET Core, jQuery, Python, Flask, PHP, Laravel</w:t>
+        <w:t xml:space="preserve">Languages: </w:t>
+      </w:r>
+      <w:r>
+        <w:rPr>
+          <w:rFonts w:ascii="Calibri" w:hAnsi="Calibri"/>
+          <w:b w:val="0"/>
+          <w:sz w:val="21"/>
+          <w:szCs w:val="21"/>
+        </w:rPr>
+        <w:t>HTML, CSS, JavaScript, TypeScript, PHP, Python, C, C++, C#</w:t>
       </w:r>
     </w:p>
     <w:p>
@@ -217,6 +232,30 @@
           <w:sz w:val="21"/>
           <w:szCs w:val="21"/>
         </w:rPr>
+        <w:t xml:space="preserve">Frameworks &amp; Libraries: </w:t>
+      </w:r>
+      <w:r>
+        <w:rPr>
+          <w:rFonts w:ascii="Calibri" w:hAnsi="Calibri"/>
+          <w:b w:val="0"/>
+          <w:sz w:val="21"/>
+          <w:szCs w:val="21"/>
+        </w:rPr>
+        <w:t>Vue.js (Certified), Pinia, React, Redux, Next.js, Laravel, Inertia.js, Flask, Django, ASP.NET Core, jQuery</w:t>
+      </w:r>
+    </w:p>
+    <w:p>
+      <w:pPr>
+        <w:spacing w:before="4" w:after="22" w:line="240" w:lineRule="auto" w:beforeAutospacing="0" w:afterAutospacing="0"/>
+        <w:widowControl w:val="true"/>
+      </w:pPr>
+      <w:r>
+        <w:rPr>
+          <w:rFonts w:ascii="Calibri" w:hAnsi="Calibri"/>
+          <w:b/>
+          <w:sz w:val="21"/>
+          <w:szCs w:val="21"/>
+        </w:rPr>
         <w:t xml:space="preserve">APIs &amp; Integration: </w:t>
       </w:r>
       <w:r>
@@ -226,7 +265,7 @@
           <w:sz w:val="21"/>
           <w:szCs w:val="21"/>
         </w:rPr>
-        <w:t>REST API, GraphQL, Inertia.js, Webhooks, Laravel Reverb / Echo, Xendit Payments</w:t>
+        <w:t>REST API, GraphQL, Webhooks, Laravel Reverb / Echo, Xendit Payments, Salesforce</w:t>
       </w:r>
     </w:p>
     <w:p>
@@ -241,16 +280,16 @@
           <w:sz w:val="21"/>
           <w:szCs w:val="21"/>
         </w:rPr>
-        <w:t xml:space="preserve">Databases &amp; Cloud: </w:t>
-      </w:r>
-      <w:r>
-        <w:rPr>
-          <w:rFonts w:ascii="Calibri" w:hAnsi="Calibri"/>
-          <w:b w:val="0"/>
-          <w:sz w:val="21"/>
-          <w:szCs w:val="21"/>
-        </w:rPr>
-        <w:t>MySQL, SQL (Certified), Redis, Meilisearch, Microsoft Azure (Certified), Cloudflare R2, Laravel Forge, Laravel Nightwatch</w:t>
+        <w:t xml:space="preserve">Databases, Cloud &amp; Monitoring: </w:t>
+      </w:r>
+      <w:r>
+        <w:rPr>
+          <w:rFonts w:ascii="Calibri" w:hAnsi="Calibri"/>
+          <w:b w:val="0"/>
+          <w:sz w:val="21"/>
+          <w:szCs w:val="21"/>
+        </w:rPr>
+        <w:t>MySQL, SQL (Certified), Redis, Meilisearch, Microsoft Azure (Certified), Cloudflare R2, Laravel Forge, Sentry, Laravel Nightwatch</w:t>
       </w:r>
     </w:p>
     <w:p>
@@ -265,16 +304,40 @@
           <w:sz w:val="21"/>
           <w:szCs w:val="21"/>
         </w:rPr>
-        <w:t xml:space="preserve">Practices &amp; Other: </w:t>
-      </w:r>
-      <w:r>
-        <w:rPr>
-          <w:rFonts w:ascii="Calibri" w:hAnsi="Calibri"/>
-          <w:b w:val="0"/>
-          <w:sz w:val="21"/>
-          <w:szCs w:val="21"/>
-        </w:rPr>
-        <w:t>Full-Stack Development, Embedded Systems, WordPress CMS, Webflow, GoDaddy Website Builder, PHPUnit, CI/CD, Fortify / 2FA / WebAuthn, Legacy Code Refactoring, ISO Auditing, Technical Training, AI-Assisted Development, Scrum, Waterfall, V-Model</w:t>
+        <w:t xml:space="preserve">Tools &amp; Platforms: </w:t>
+      </w:r>
+      <w:r>
+        <w:rPr>
+          <w:rFonts w:ascii="Calibri" w:hAnsi="Calibri"/>
+          <w:b w:val="0"/>
+          <w:sz w:val="21"/>
+          <w:szCs w:val="21"/>
+        </w:rPr>
+        <w:t>Linux, WordPress CMS, Webflow, GoDaddy Website Builder, PHPUnit, CI/CD, Fortify / 2FA / WebAuthn, Cursor, Claude Code</w:t>
+      </w:r>
+    </w:p>
+    <w:p>
+      <w:pPr>
+        <w:spacing w:before="4" w:after="22" w:line="240" w:lineRule="auto" w:beforeAutospacing="0" w:afterAutospacing="0"/>
+        <w:widowControl w:val="true"/>
+      </w:pPr>
+      <w:r>
+        <w:rPr>
+          <w:rFonts w:ascii="Calibri" w:hAnsi="Calibri"/>
+          <w:b/>
+          <w:sz w:val="21"/>
+          <w:szCs w:val="21"/>
+        </w:rPr>
+        <w:t xml:space="preserve">Practices: </w:t>
+      </w:r>
+      <w:r>
+        <w:rPr>
+          <w:rFonts w:ascii="Calibri" w:hAnsi="Calibri"/>
+          <w:b w:val="0"/>
+          <w:sz w:val="21"/>
+          <w:szCs w:val="21"/>
+        </w:rPr>
+        <w:t>Full-Stack Development, Embedded Systems, Legacy Code Refactoring, ISO Auditing, Technical Training, AI-Assisted Development, Scrum, Waterfall, V-Model</w:t>
       </w:r>
     </w:p>
     <w:p>
@@ -523,6 +586,26 @@
           <w:szCs w:val="21"/>
         </w:rPr>
         <w:t>Shipped with PHPUnit feature tests, deploying to production on a VPS via Laravel Forge.</w:t>
+      </w:r>
+    </w:p>
+    <w:p>
+      <w:pPr>
+        <w:spacing w:before="0" w:after="30" w:line="240" w:lineRule="auto" w:beforeAutospacing="0" w:afterAutospacing="0"/>
+        <w:numPr>
+          <w:ilvl w:val="0"/>
+          <w:numId w:val="1"/>
+        </w:numPr>
+        <w:widowControl w:val="true"/>
+        <w:keepLines/>
+      </w:pPr>
+      <w:r>
+        <w:rPr>
+          <w:rFonts w:ascii="Calibri" w:hAnsi="Calibri"/>
+          <w:b w:val="0"/>
+          <w:sz w:val="21"/>
+          <w:szCs w:val="21"/>
+        </w:rPr>
+        <w:t>Monitored production health, errors, and performance with Laravel Nightwatch.</w:t>
       </w:r>
     </w:p>
     <w:p>
@@ -851,6 +934,26 @@
           <w:szCs w:val="21"/>
         </w:rPr>
         <w:t>Served as a technical point of contact for client-facing security due diligence, responding directly to end-client security questionnaires (including SOC 2) to support compliance reviews and vendor risk assessments.</w:t>
+      </w:r>
+    </w:p>
+    <w:p>
+      <w:pPr>
+        <w:spacing w:before="0" w:after="30" w:line="240" w:lineRule="auto" w:beforeAutospacing="0" w:afterAutospacing="0"/>
+        <w:numPr>
+          <w:ilvl w:val="0"/>
+          <w:numId w:val="1"/>
+        </w:numPr>
+        <w:widowControl w:val="true"/>
+        <w:keepLines/>
+      </w:pPr>
+      <w:r>
+        <w:rPr>
+          <w:rFonts w:ascii="Calibri" w:hAnsi="Calibri"/>
+          <w:b w:val="0"/>
+          <w:sz w:val="21"/>
+          <w:szCs w:val="21"/>
+        </w:rPr>
+        <w:t>Used Sentry for error tracking and performance monitoring in production.</w:t>
       </w:r>
     </w:p>
     <w:p>

--- a/src/assets/Caesar_Hinlo_Resume_Full_Stack_Developer.docx
+++ b/src/assets/Caesar_Hinlo_Resume_Full_Stack_Developer.docx
@@ -159,7 +159,7 @@
           <w:sz w:val="21"/>
           <w:szCs w:val="21"/>
         </w:rPr>
-        <w:t>12+ years building production software, from embedded firmware at Kyocera to full-stack web products. I take products from idea to launch, solo or with a team. Senior full-stack developer, ISO internal auditor, patent trainer, and team lead, including sole ownership of a BIR-accredited Computerized Accounting System. Ranked in the top 5% at Kyocera (formerly Epson) and selected for R&amp;D assignments in Osaka, Japan for JP–PH tech transfer and product rollouts.</w:t>
+        <w:t>12+ years building complex production software, from embedded firmware at Kyocera to full-stack web products. I take products from idea to launch, solo or with a team. Senior full-stack developer, ISO internal auditor, patent trainer, and team lead, including sole ownership of a BIR-accredited Computerized Accounting System. Ranked in the top 5% at Kyocera (formerly Epson) and selected for R&amp;D assignments in Osaka, Japan for JP–PH tech transfer and product rollouts.</w:t>
       </w:r>
     </w:p>
     <w:p>

--- a/src/assets/Caesar_Hinlo_Resume_Full_Stack_Developer.docx
+++ b/src/assets/Caesar_Hinlo_Resume_Full_Stack_Developer.docx
@@ -174,7 +174,7 @@
           <w:sz w:val="21"/>
           <w:szCs w:val="21"/>
         </w:rPr>
-        <w:t>My contributions and team leadership on new product-line features helped that lineup reach ¥500 billion in global sales, about $3.19 billion USD.</w:t>
+        <w:t>As Team Leader and Component Leader, I contributed features to a product lineup that reached ¥500 billion in global sales, about $3.19 billion USD.</w:t>
       </w:r>
     </w:p>
     <w:p>
